--- a/t35_s3.docx
+++ b/t35_s3.docx
@@ -3,2348 +3,998 @@
 <w:document xmlns:wpc="http://schemas.microsoft.com/office/word/2010/wordprocessingCanvas" xmlns:mo="http://schemas.microsoft.com/office/mac/office/2008/main" xmlns:mc="http://schemas.openxmlformats.org/markup-compatibility/2006" xmlns:mv="urn:schemas-microsoft-com:mac:vml" xmlns:o="urn:schemas-microsoft-com:office:office" xmlns:r="http://schemas.openxmlformats.org/officeDocument/2006/relationships" xmlns:m="http://schemas.openxmlformats.org/officeDocument/2006/math" xmlns:v="urn:schemas-microsoft-com:vml" xmlns:wp14="http://schemas.microsoft.com/office/word/2010/wordprocessingDrawing" xmlns:wp="http://schemas.openxmlformats.org/drawingml/2006/wordprocessingDrawing" xmlns:w10="urn:schemas-microsoft-com:office:word" xmlns:w="http://schemas.openxmlformats.org/wordprocessingml/2006/main" xmlns:w14="http://schemas.microsoft.com/office/word/2010/wordml" xmlns:wpg="http://schemas.microsoft.com/office/word/2010/wordprocessingGroup" xmlns:wpi="http://schemas.microsoft.com/office/word/2010/wordprocessingInk" xmlns:wne="http://schemas.microsoft.com/office/word/2006/wordml" xmlns:wps="http://schemas.microsoft.com/office/word/2010/wordprocessingShape" mc:Ignorable="w14 wp14">
   <w:body>
     <w:p>
-      <w:pPr>
-        <w:spacing w:after="40" w:before="120"/>
-      </w:pPr>
       <w:r>
-        <w:rPr>
-          <w:b w:val="0"/>
-          <w:i w:val="0"/>
-          <w:sz w:val="22"/>
-        </w:rPr>
-        <w:t>Question: A client with acute pyelonephritis has fever, chills, flank pain, and dysuria. Which statement about this condition is correct?</w:t>
+        <w:t xml:space="preserve">Question: A client with a diagnosis of acute pancreatitis is prescribed nothing by mouth and a nasogastric tube. The nurse should monitor the client for:</w:t>
       </w:r>
     </w:p>
     <w:p>
-      <w:pPr>
-        <w:spacing w:after="0" w:before="0"/>
-      </w:pPr>
       <w:r>
-        <w:rPr>
-          <w:b w:val="0"/>
-          <w:i w:val="0"/>
-          <w:sz w:val="22"/>
-        </w:rPr>
-        <w:t>(a) It is an infection of the kidney and renal pelvis that requires prompt antibiotic treatment</w:t>
+        <w:t xml:space="preserve">(a) Respiratory complications from retroperitoneal fluid shifts</w:t>
       </w:r>
     </w:p>
     <w:p>
-      <w:pPr>
-        <w:spacing w:after="0" w:before="0"/>
-      </w:pPr>
       <w:r>
-        <w:rPr>
-          <w:b w:val="0"/>
-          <w:i w:val="0"/>
-          <w:sz w:val="22"/>
-        </w:rPr>
-        <w:t>(b) It involves only the bladder and urethra</w:t>
+        <w:t xml:space="preserve">(b) Improved appetite</w:t>
       </w:r>
     </w:p>
     <w:p>
-      <w:pPr>
-        <w:spacing w:after="0" w:before="0"/>
-      </w:pPr>
       <w:r>
-        <w:rPr>
-          <w:b w:val="0"/>
-          <w:i w:val="0"/>
-          <w:sz w:val="22"/>
-        </w:rPr>
-        <w:t>(c) It is treated with topical creams</w:t>
+        <w:t xml:space="preserve">(c) Normal bowel sounds</w:t>
       </w:r>
     </w:p>
     <w:p>
-      <w:pPr>
-        <w:spacing w:after="0" w:before="0"/>
-      </w:pPr>
       <w:r>
-        <w:rPr>
-          <w:b w:val="0"/>
-          <w:i w:val="0"/>
-          <w:sz w:val="22"/>
-        </w:rPr>
-        <w:t>(d) It is caused by a virus and needs no antibiotics</w:t>
+        <w:t xml:space="preserve">(d) Weight gain</w:t>
       </w:r>
     </w:p>
     <w:p>
-      <w:pPr>
-        <w:spacing w:after="0" w:before="40"/>
-      </w:pPr>
       <w:r>
-        <w:rPr>
-          <w:b/>
-          <w:i w:val="0"/>
-          <w:sz w:val="22"/>
-        </w:rPr>
-        <w:t>Answer: a</w:t>
+        <w:t xml:space="preserve">Answer: a</w:t>
       </w:r>
     </w:p>
     <w:p>
-      <w:pPr>
-        <w:spacing w:after="0" w:before="0"/>
-      </w:pPr>
       <w:r>
-        <w:rPr>
-          <w:b w:val="0"/>
-          <w:i w:val="0"/>
-          <w:sz w:val="21"/>
-        </w:rPr>
-        <w:t>Solution: Pyelonephritis is an upper urinary tract infection of the kidney and pelvis, causing fever, chills, flank pain, and costovertebral angle tenderness; it requires antibiotics (sometimes IV). Cystitis is lower UTI; topical creams are not treatment.</w:t>
+        <w:t xml:space="preserve">Solution: Severe pancreatitis causes retroperitoneal fluid shifts and diaphragmatic irritation, risking pleural effusion and ARDS. Respiratory status is monitored closely.</w:t>
       </w:r>
     </w:p>
     <w:p>
-      <w:pPr>
-        <w:spacing w:after="0" w:before="0"/>
-      </w:pPr>
       <w:r>
-        <w:rPr>
-          <w:b w:val="0"/>
-          <w:i w:val="0"/>
-          <w:sz w:val="20"/>
-        </w:rPr>
-        <w:t>Positive Marks: 1</w:t>
+        <w:t xml:space="preserve">Positive Marks: 1</w:t>
       </w:r>
     </w:p>
     <w:p>
-      <w:pPr>
-        <w:spacing w:after="160" w:before="0"/>
-      </w:pPr>
       <w:r>
-        <w:rPr>
-          <w:b w:val="0"/>
-          <w:i w:val="0"/>
-          <w:sz w:val="20"/>
-        </w:rPr>
-        <w:t>Negative Marks: 0.25</w:t>
+        <w:t xml:space="preserve">Negative Marks: 0.25</w:t>
       </w:r>
     </w:p>
     <w:p>
-      <w:pPr>
-        <w:spacing w:after="40" w:before="120"/>
-      </w:pPr>
       <w:r>
-        <w:rPr>
-          <w:b w:val="0"/>
-          <w:i w:val="0"/>
-          <w:sz w:val="22"/>
-        </w:rPr>
-        <w:t>Question: A client presents with a single, painless, indurated ulcer on the genital area. Which sexually transmitted infection is most likely in the primary stage?</w:t>
+        <w:t xml:space="preserve"/>
       </w:r>
     </w:p>
     <w:p>
-      <w:pPr>
-        <w:spacing w:after="0" w:before="0"/>
-      </w:pPr>
       <w:r>
-        <w:rPr>
-          <w:b w:val="0"/>
-          <w:i w:val="0"/>
-          <w:sz w:val="22"/>
-        </w:rPr>
-        <w:t>(a) Syphilis</w:t>
+        <w:t xml:space="preserve">Question: A nurse is teaching a client with a diagnosis of gout about prevention of attacks. Which instruction is correct?</w:t>
       </w:r>
     </w:p>
     <w:p>
-      <w:pPr>
-        <w:spacing w:after="0" w:before="0"/>
-      </w:pPr>
       <w:r>
-        <w:rPr>
-          <w:b w:val="0"/>
-          <w:i w:val="0"/>
-          <w:sz w:val="22"/>
-        </w:rPr>
-        <w:t>(b) Gonorrhea</w:t>
+        <w:t xml:space="preserve">(a) Maintain hydration and limit purine-rich foods and alcohol</w:t>
       </w:r>
     </w:p>
     <w:p>
-      <w:pPr>
-        <w:spacing w:after="0" w:before="0"/>
-      </w:pPr>
       <w:r>
-        <w:rPr>
-          <w:b w:val="0"/>
-          <w:i w:val="0"/>
-          <w:sz w:val="22"/>
-        </w:rPr>
-        <w:t>(c) Chlamydia</w:t>
+        <w:t xml:space="preserve">(b) Eat organ meats regularly</w:t>
       </w:r>
     </w:p>
     <w:p>
-      <w:pPr>
-        <w:spacing w:after="0" w:before="0"/>
-      </w:pPr>
       <w:r>
-        <w:rPr>
-          <w:b w:val="0"/>
-          <w:i w:val="0"/>
-          <w:sz w:val="22"/>
-        </w:rPr>
-        <w:t>(d) Herpes simplex</w:t>
+        <w:t xml:space="preserve">(c) Restrict all fluids</w:t>
       </w:r>
     </w:p>
     <w:p>
-      <w:pPr>
-        <w:spacing w:after="0" w:before="40"/>
-      </w:pPr>
       <w:r>
-        <w:rPr>
-          <w:b/>
-          <w:i w:val="0"/>
-          <w:sz w:val="22"/>
-        </w:rPr>
-        <w:t>Answer: a</w:t>
+        <w:t xml:space="preserve">(d) Take aspirin daily</w:t>
       </w:r>
     </w:p>
     <w:p>
-      <w:pPr>
-        <w:spacing w:after="0" w:before="0"/>
-      </w:pPr>
       <w:r>
-        <w:rPr>
-          <w:b w:val="0"/>
-          <w:i w:val="0"/>
-          <w:sz w:val="21"/>
-        </w:rPr>
-        <w:t>Solution: Primary syphilis presents with a painless chancre (indurated ulcer). Gonorrhea and chlamydia cause discharge/dysuria; genital herpes causes painful vesicular lesions.</w:t>
+        <w:t xml:space="preserve">Answer: a</w:t>
       </w:r>
     </w:p>
     <w:p>
-      <w:pPr>
-        <w:spacing w:after="0" w:before="0"/>
-      </w:pPr>
       <w:r>
-        <w:rPr>
-          <w:b w:val="0"/>
-          <w:i w:val="0"/>
-          <w:sz w:val="20"/>
-        </w:rPr>
-        <w:t>Positive Marks: 1</w:t>
+        <w:t xml:space="preserve">Solution: Hydration flushes uric acid; limiting purines (organ meats, shellfish) and alcohol prevents attacks. Aspirin raises uric acid and is avoided.</w:t>
       </w:r>
     </w:p>
     <w:p>
-      <w:pPr>
-        <w:spacing w:after="160" w:before="0"/>
-      </w:pPr>
       <w:r>
-        <w:rPr>
-          <w:b w:val="0"/>
-          <w:i w:val="0"/>
-          <w:sz w:val="20"/>
-        </w:rPr>
-        <w:t>Negative Marks: 0.25</w:t>
+        <w:t xml:space="preserve">Positive Marks: 1</w:t>
       </w:r>
     </w:p>
     <w:p>
-      <w:pPr>
-        <w:spacing w:after="40" w:before="120"/>
-      </w:pPr>
       <w:r>
-        <w:rPr>
-          <w:b w:val="0"/>
-          <w:i w:val="0"/>
-          <w:sz w:val="22"/>
-        </w:rPr>
-        <w:t>Question: A client with carpal tunnel syndrome reports tingling and numbness in the thumb and first two fingers, worse at night. Which instruction is most helpful?</w:t>
+        <w:t xml:space="preserve">Negative Marks: 0.25</w:t>
       </w:r>
     </w:p>
     <w:p>
-      <w:pPr>
-        <w:spacing w:after="0" w:before="0"/>
-      </w:pPr>
       <w:r>
-        <w:rPr>
-          <w:b w:val="0"/>
-          <w:i w:val="0"/>
-          <w:sz w:val="22"/>
-        </w:rPr>
-        <w:t>(a) Wear a wrist splint, especially at night, and avoid prolonged repetitive wrist flexion</w:t>
+        <w:t xml:space="preserve"/>
       </w:r>
     </w:p>
     <w:p>
-      <w:pPr>
-        <w:spacing w:after="0" w:before="0"/>
-      </w:pPr>
       <w:r>
-        <w:rPr>
-          <w:b w:val="0"/>
-          <w:i w:val="0"/>
-          <w:sz w:val="22"/>
-        </w:rPr>
-        <w:t>(b) Apply cold only and continue repetitive activities</w:t>
+        <w:t xml:space="preserve">Question: A client with a diagnosis of heart failure is prescribed an ACE inhibitor. The nurse should monitor for which adverse effect?</w:t>
       </w:r>
     </w:p>
     <w:p>
-      <w:pPr>
-        <w:spacing w:after="0" w:before="0"/>
-      </w:pPr>
       <w:r>
-        <w:rPr>
-          <w:b w:val="0"/>
-          <w:i w:val="0"/>
-          <w:sz w:val="22"/>
-        </w:rPr>
-        <w:t>(c) Sleep with the wrist fully flexed</w:t>
+        <w:t xml:space="preserve">(a) Persistent dry cough and hyperkalemia</w:t>
       </w:r>
     </w:p>
     <w:p>
-      <w:pPr>
-        <w:spacing w:after="0" w:before="0"/>
-      </w:pPr>
       <w:r>
-        <w:rPr>
-          <w:b w:val="0"/>
-          <w:i w:val="0"/>
-          <w:sz w:val="22"/>
-        </w:rPr>
-        <w:t>(d) Ignore the symptoms until permanent numbness occurs</w:t>
+        <w:t xml:space="preserve">(b) Hypokalemia</w:t>
       </w:r>
     </w:p>
     <w:p>
-      <w:pPr>
-        <w:spacing w:after="0" w:before="40"/>
-      </w:pPr>
       <w:r>
-        <w:rPr>
-          <w:b/>
-          <w:i w:val="0"/>
-          <w:sz w:val="22"/>
-        </w:rPr>
-        <w:t>Answer: a</w:t>
+        <w:t xml:space="preserve">(c) Bradycardia</w:t>
       </w:r>
     </w:p>
     <w:p>
-      <w:pPr>
-        <w:spacing w:after="0" w:before="0"/>
-      </w:pPr>
       <w:r>
-        <w:rPr>
-          <w:b w:val="0"/>
-          <w:i w:val="0"/>
-          <w:sz w:val="21"/>
-        </w:rPr>
-        <w:t>Solution: Carpal tunnel syndrome is median nerve compression; a neutral-position wrist splint (especially at night), rest, and ergonomic changes relieve symptoms. Continued repetitive flexion and neglecting symptoms worsen the condition.</w:t>
+        <w:t xml:space="preserve">(d) Constipation</w:t>
       </w:r>
     </w:p>
     <w:p>
-      <w:pPr>
-        <w:spacing w:after="0" w:before="0"/>
-      </w:pPr>
       <w:r>
-        <w:rPr>
-          <w:b w:val="0"/>
-          <w:i w:val="0"/>
-          <w:sz w:val="20"/>
-        </w:rPr>
-        <w:t>Positive Marks: 1</w:t>
+        <w:t xml:space="preserve">Answer: a</w:t>
       </w:r>
     </w:p>
     <w:p>
-      <w:pPr>
-        <w:spacing w:after="160" w:before="0"/>
-      </w:pPr>
       <w:r>
-        <w:rPr>
-          <w:b w:val="0"/>
-          <w:i w:val="0"/>
-          <w:sz w:val="20"/>
-        </w:rPr>
-        <w:t>Negative Marks: 0.25</w:t>
+        <w:t xml:space="preserve">Solution: ACE inhibitors cause a dry cough and can raise potassium. The nurse monitors electrolytes and reports the cough if it is intolerable.</w:t>
       </w:r>
     </w:p>
     <w:p>
-      <w:pPr>
-        <w:spacing w:after="40" w:before="120"/>
-      </w:pPr>
       <w:r>
-        <w:rPr>
-          <w:b w:val="0"/>
-          <w:i w:val="0"/>
-          <w:sz w:val="22"/>
-        </w:rPr>
-        <w:t>Question: A client falls and dislocates the shoulder. Which nursing action is correct while awaiting reduction?</w:t>
+        <w:t xml:space="preserve">Positive Marks: 1</w:t>
       </w:r>
     </w:p>
     <w:p>
-      <w:pPr>
-        <w:spacing w:after="0" w:before="0"/>
-      </w:pPr>
       <w:r>
-        <w:rPr>
-          <w:b w:val="0"/>
-          <w:i w:val="0"/>
-          <w:sz w:val="22"/>
-        </w:rPr>
-        <w:t>(a) Immobilize the arm, apply ice, and assess neurovascular status of the hand</w:t>
+        <w:t xml:space="preserve">Negative Marks: 0.25</w:t>
       </w:r>
     </w:p>
     <w:p>
-      <w:pPr>
-        <w:spacing w:after="0" w:before="0"/>
-      </w:pPr>
       <w:r>
-        <w:rPr>
-          <w:b w:val="0"/>
-          <w:i w:val="0"/>
-          <w:sz w:val="22"/>
-        </w:rPr>
-        <w:t>(b) Encourage the client to move the shoulder through full range</w:t>
+        <w:t xml:space="preserve"/>
       </w:r>
     </w:p>
     <w:p>
-      <w:pPr>
-        <w:spacing w:after="0" w:before="0"/>
-      </w:pPr>
       <w:r>
-        <w:rPr>
-          <w:b w:val="0"/>
-          <w:i w:val="0"/>
-          <w:sz w:val="22"/>
-        </w:rPr>
-        <w:t>(c) Apply heat and encourage active use</w:t>
+        <w:t xml:space="preserve">Question: A client with a diagnosis of acute glomerulonephritis has a blood pressure of 160/100 mm Hg. The nurse should:</w:t>
       </w:r>
     </w:p>
     <w:p>
-      <w:pPr>
-        <w:spacing w:after="0" w:before="0"/>
-      </w:pPr>
       <w:r>
-        <w:rPr>
-          <w:b w:val="0"/>
-          <w:i w:val="0"/>
-          <w:sz w:val="22"/>
-        </w:rPr>
-        <w:t>(d) Pull on the arm to attempt relocation</w:t>
+        <w:t xml:space="preserve">(a) Administer antihypertensives as ordered and monitor for seizures</w:t>
       </w:r>
     </w:p>
     <w:p>
-      <w:pPr>
-        <w:spacing w:after="0" w:before="40"/>
-      </w:pPr>
       <w:r>
-        <w:rPr>
-          <w:b/>
-          <w:i w:val="0"/>
-          <w:sz w:val="22"/>
-        </w:rPr>
-        <w:t>Answer: a</w:t>
+        <w:t xml:space="preserve">(b) Encourage salt-rich foods</w:t>
       </w:r>
     </w:p>
     <w:p>
-      <w:pPr>
-        <w:spacing w:after="0" w:before="0"/>
-      </w:pPr>
       <w:r>
-        <w:rPr>
-          <w:b w:val="0"/>
-          <w:i w:val="0"/>
-          <w:sz w:val="21"/>
-        </w:rPr>
-        <w:t>Solution: A dislocated joint is immobilized in the position found, ice is applied to reduce swelling, and neurovascular status (pulse, sensation, movement) is checked distal to the injury. Attempting relocation or full movement risks further injury.</w:t>
+        <w:t xml:space="preserve">(c) Restrict fluids aggressively</w:t>
       </w:r>
     </w:p>
     <w:p>
-      <w:pPr>
-        <w:spacing w:after="0" w:before="0"/>
-      </w:pPr>
       <w:r>
-        <w:rPr>
-          <w:b w:val="0"/>
-          <w:i w:val="0"/>
-          <w:sz w:val="20"/>
-        </w:rPr>
-        <w:t>Positive Marks: 1</w:t>
+        <w:t xml:space="preserve">(d) Document and recheck in a week</w:t>
       </w:r>
     </w:p>
     <w:p>
-      <w:pPr>
-        <w:spacing w:after="160" w:before="0"/>
-      </w:pPr>
       <w:r>
-        <w:rPr>
-          <w:b w:val="0"/>
-          <w:i w:val="0"/>
-          <w:sz w:val="20"/>
-        </w:rPr>
-        <w:t>Negative Marks: 0.25</w:t>
+        <w:t xml:space="preserve">Answer: a</w:t>
       </w:r>
     </w:p>
     <w:p>
-      <w:pPr>
-        <w:spacing w:after="40" w:before="120"/>
-      </w:pPr>
       <w:r>
-        <w:rPr>
-          <w:b w:val="0"/>
-          <w:i w:val="0"/>
-          <w:sz w:val="22"/>
-        </w:rPr>
-        <w:t>Question: At which angle and depth is an intradermal injection administered?</w:t>
+        <w:t xml:space="preserve">Solution: Hypertension in acute glomerulonephritis is treated and monitored for hypertensive encephalopathy (seizures, headache). Sodium is restricted per the plan.</w:t>
       </w:r>
     </w:p>
     <w:p>
-      <w:pPr>
-        <w:spacing w:after="0" w:before="0"/>
-      </w:pPr>
       <w:r>
-        <w:rPr>
-          <w:b w:val="0"/>
-          <w:i w:val="0"/>
-          <w:sz w:val="22"/>
-        </w:rPr>
-        <w:t>(a) 10-15 degrees, just under the epidermis, forming a small wheal</w:t>
+        <w:t xml:space="preserve">Positive Marks: 1</w:t>
       </w:r>
     </w:p>
     <w:p>
-      <w:pPr>
-        <w:spacing w:after="0" w:before="0"/>
-      </w:pPr>
       <w:r>
-        <w:rPr>
-          <w:b w:val="0"/>
-          <w:i w:val="0"/>
-          <w:sz w:val="22"/>
-        </w:rPr>
-        <w:t>(b) 45 degrees into the subcutaneous tissue</w:t>
+        <w:t xml:space="preserve">Negative Marks: 0.25</w:t>
       </w:r>
     </w:p>
     <w:p>
-      <w:pPr>
-        <w:spacing w:after="0" w:before="0"/>
-      </w:pPr>
       <w:r>
-        <w:rPr>
-          <w:b w:val="0"/>
-          <w:i w:val="0"/>
-          <w:sz w:val="22"/>
-        </w:rPr>
-        <w:t>(c) 90 degrees into the muscle</w:t>
+        <w:t xml:space="preserve"/>
       </w:r>
     </w:p>
     <w:p>
-      <w:pPr>
-        <w:spacing w:after="0" w:before="0"/>
-      </w:pPr>
       <w:r>
-        <w:rPr>
-          <w:b w:val="0"/>
-          <w:i w:val="0"/>
-          <w:sz w:val="22"/>
-        </w:rPr>
-        <w:t>(d) 180 degrees parallel to the skin</w:t>
+        <w:t xml:space="preserve">Question: A client is prescribed a proton pump inhibitor for peptic ulcer disease. The nurse should teach the client to:</w:t>
       </w:r>
     </w:p>
     <w:p>
-      <w:pPr>
-        <w:spacing w:after="0" w:before="40"/>
-      </w:pPr>
       <w:r>
-        <w:rPr>
-          <w:b/>
-          <w:i w:val="0"/>
-          <w:sz w:val="22"/>
-        </w:rPr>
-        <w:t>Answer: a</w:t>
+        <w:t xml:space="preserve">(a) Take it before meals and report any unusual bleeding or symptoms</w:t>
       </w:r>
     </w:p>
     <w:p>
-      <w:pPr>
-        <w:spacing w:after="0" w:before="0"/>
-      </w:pPr>
       <w:r>
-        <w:rPr>
-          <w:b w:val="0"/>
-          <w:i w:val="0"/>
-          <w:sz w:val="21"/>
-        </w:rPr>
-        <w:t>Solution: Intradermal injections (e.g., TB skin test, allergy testing) are given at a 10-15-degree angle into the dermis, producing a small bleb/wheal. Subcutaneous is 45-90 degrees; intramuscular is 90 degrees.</w:t>
+        <w:t xml:space="preserve">(b) Take it only during a bleeding episode</w:t>
       </w:r>
     </w:p>
     <w:p>
-      <w:pPr>
-        <w:spacing w:after="0" w:before="0"/>
-      </w:pPr>
       <w:r>
-        <w:rPr>
-          <w:b w:val="0"/>
-          <w:i w:val="0"/>
-          <w:sz w:val="20"/>
-        </w:rPr>
-        <w:t>Positive Marks: 1</w:t>
+        <w:t xml:space="preserve">(c) Crush the capsule</w:t>
       </w:r>
     </w:p>
     <w:p>
-      <w:pPr>
-        <w:spacing w:after="160" w:before="0"/>
-      </w:pPr>
       <w:r>
-        <w:rPr>
-          <w:b w:val="0"/>
-          <w:i w:val="0"/>
-          <w:sz w:val="20"/>
-        </w:rPr>
-        <w:t>Negative Marks: 0.25</w:t>
+        <w:t xml:space="preserve">(d) Stop it when symptoms improve</w:t>
       </w:r>
     </w:p>
     <w:p>
-      <w:pPr>
-        <w:spacing w:after="40" w:before="120"/>
-      </w:pPr>
       <w:r>
-        <w:rPr>
-          <w:b w:val="0"/>
-          <w:i w:val="0"/>
-          <w:sz w:val="22"/>
-        </w:rPr>
-        <w:t>Question: Which is the correct technique for administering an intravenous push medication?</w:t>
+        <w:t xml:space="preserve">Answer: a</w:t>
       </w:r>
     </w:p>
     <w:p>
-      <w:pPr>
-        <w:spacing w:after="0" w:before="0"/>
-      </w:pPr>
       <w:r>
-        <w:rPr>
-          <w:b w:val="0"/>
-          <w:i w:val="0"/>
-          <w:sz w:val="22"/>
-        </w:rPr>
-        <w:t>(a) Verify the client and drug, inject slowly at the prescribed rate, and monitor for reactions</w:t>
+        <w:t xml:space="preserve">Solution: PPIs are taken 30–60 minutes before meals; the client completes the course and reports persistent symptoms or bleeding. Capsules are swallowed whole.</w:t>
       </w:r>
     </w:p>
     <w:p>
-      <w:pPr>
-        <w:spacing w:after="0" w:before="0"/>
-      </w:pPr>
       <w:r>
-        <w:rPr>
-          <w:b w:val="0"/>
-          <w:i w:val="0"/>
-          <w:sz w:val="22"/>
-        </w:rPr>
-        <w:t>(b) Inject the drug as rapidly as possible</w:t>
+        <w:t xml:space="preserve">Positive Marks: 1</w:t>
       </w:r>
     </w:p>
     <w:p>
-      <w:pPr>
-        <w:spacing w:after="0" w:before="0"/>
-      </w:pPr>
       <w:r>
-        <w:rPr>
-          <w:b w:val="0"/>
-          <w:i w:val="0"/>
-          <w:sz w:val="22"/>
-        </w:rPr>
-        <w:t>(c) Mix the drug with the entire IV bag without labeling</w:t>
+        <w:t xml:space="preserve">Negative Marks: 0.25</w:t>
       </w:r>
     </w:p>
     <w:p>
-      <w:pPr>
-        <w:spacing w:after="0" w:before="0"/>
-      </w:pPr>
       <w:r>
-        <w:rPr>
-          <w:b w:val="0"/>
-          <w:i w:val="0"/>
-          <w:sz w:val="22"/>
-        </w:rPr>
-        <w:t>(d) Inject only if the IV site is tender</w:t>
+        <w:t xml:space="preserve"/>
       </w:r>
     </w:p>
     <w:p>
-      <w:pPr>
-        <w:spacing w:after="0" w:before="40"/>
-      </w:pPr>
       <w:r>
-        <w:rPr>
-          <w:b/>
-          <w:i w:val="0"/>
-          <w:sz w:val="22"/>
-        </w:rPr>
-        <w:t>Answer: a</w:t>
+        <w:t xml:space="preserve">Question: A nurse is caring for a client with a diagnosis of hypothyroidism who is being started on levothyroxine. Which nursing action is important?</w:t>
       </w:r>
     </w:p>
     <w:p>
-      <w:pPr>
-        <w:spacing w:after="0" w:before="0"/>
-      </w:pPr>
       <w:r>
-        <w:rPr>
-          <w:b w:val="0"/>
-          <w:i w:val="0"/>
-          <w:sz w:val="21"/>
-        </w:rPr>
-        <w:t>Solution: IV push requires verifying the client, drug, dose, and compatibility; the medication is injected slowly (per manufacturer/order) with the IV site checked for patency and the client monitored for adverse reactions.</w:t>
+        <w:t xml:space="preserve">(a) Monitor for tachycardia and anginal pain in older clients (overdose risk)</w:t>
       </w:r>
     </w:p>
     <w:p>
-      <w:pPr>
-        <w:spacing w:after="0" w:before="0"/>
-      </w:pPr>
       <w:r>
-        <w:rPr>
-          <w:b w:val="0"/>
-          <w:i w:val="0"/>
-          <w:sz w:val="20"/>
-        </w:rPr>
-        <w:t>Positive Marks: 1</w:t>
+        <w:t xml:space="preserve">(b) Expect immediate symptom relief</w:t>
       </w:r>
     </w:p>
     <w:p>
-      <w:pPr>
-        <w:spacing w:after="160" w:before="0"/>
-      </w:pPr>
       <w:r>
-        <w:rPr>
-          <w:b w:val="0"/>
-          <w:i w:val="0"/>
-          <w:sz w:val="20"/>
-        </w:rPr>
-        <w:t>Negative Marks: 0.25</w:t>
+        <w:t xml:space="preserve">(c) Give the drug with iron supplements</w:t>
       </w:r>
     </w:p>
     <w:p>
-      <w:pPr>
-        <w:spacing w:after="40" w:before="120"/>
-      </w:pPr>
       <w:r>
-        <w:rPr>
-          <w:b w:val="0"/>
-          <w:i w:val="0"/>
-          <w:sz w:val="22"/>
-        </w:rPr>
-        <w:t>Question: A client is being screened for gestational diabetes at 26 weeks of pregnancy. Which statement about the test is correct?</w:t>
+        <w:t xml:space="preserve">(d) Stop the drug after a week</w:t>
       </w:r>
     </w:p>
     <w:p>
-      <w:pPr>
-        <w:spacing w:after="0" w:before="0"/>
-      </w:pPr>
       <w:r>
-        <w:rPr>
-          <w:b w:val="0"/>
-          <w:i w:val="0"/>
-          <w:sz w:val="22"/>
-        </w:rPr>
-        <w:t>(a) A 75 g oral glucose tolerance test is used, with the client fasting beforehand as per protocol</w:t>
+        <w:t xml:space="preserve">Answer: a</w:t>
       </w:r>
     </w:p>
     <w:p>
-      <w:pPr>
-        <w:spacing w:after="0" w:before="0"/>
-      </w:pPr>
       <w:r>
-        <w:rPr>
-          <w:b w:val="0"/>
-          <w:i w:val="0"/>
-          <w:sz w:val="22"/>
-        </w:rPr>
-        <w:t>(b) The test is done only in the third trimester after symptoms appear</w:t>
+        <w:t xml:space="preserve">Solution: Starting levothyroxine can cause cardiac effects in older clients (angina, arrhythmias); the dose is started low and increased slowly with monitoring. It is taken on an empty stomach, apart from iron/calcium.</w:t>
       </w:r>
     </w:p>
     <w:p>
-      <w:pPr>
-        <w:spacing w:after="0" w:before="0"/>
-      </w:pPr>
       <w:r>
-        <w:rPr>
-          <w:b w:val="0"/>
-          <w:i w:val="0"/>
-          <w:sz w:val="22"/>
-        </w:rPr>
-        <w:t>(c) A urine dipstick for sugar is diagnostic on its own</w:t>
+        <w:t xml:space="preserve">Positive Marks: 1</w:t>
       </w:r>
     </w:p>
     <w:p>
-      <w:pPr>
-        <w:spacing w:after="0" w:before="0"/>
-      </w:pPr>
       <w:r>
-        <w:rPr>
-          <w:b w:val="0"/>
-          <w:i w:val="0"/>
-          <w:sz w:val="22"/>
-        </w:rPr>
-        <w:t>(d) The test is contraindicated in all pregnancies</w:t>
+        <w:t xml:space="preserve">Negative Marks: 0.25</w:t>
       </w:r>
     </w:p>
     <w:p>
-      <w:pPr>
-        <w:spacing w:after="0" w:before="40"/>
-      </w:pPr>
       <w:r>
-        <w:rPr>
-          <w:b/>
-          <w:i w:val="0"/>
-          <w:sz w:val="22"/>
-        </w:rPr>
-        <w:t>Answer: a</w:t>
+        <w:t xml:space="preserve"/>
       </w:r>
     </w:p>
     <w:p>
-      <w:pPr>
-        <w:spacing w:after="0" w:before="0"/>
-      </w:pPr>
       <w:r>
-        <w:rPr>
-          <w:b w:val="0"/>
-          <w:i w:val="0"/>
-          <w:sz w:val="21"/>
-        </w:rPr>
-        <w:t>Solution: GDM screening typically uses a glucose challenge/OGTT (e.g., 75 g OGTT, DIPSI uses non-fasting 75 g at 24-28 weeks) with defined cutoffs. Urine sugar is not diagnostic, and screening is routine, not contraindicated.</w:t>
+        <w:t xml:space="preserve">Question: A client with a diagnosis of chronic renal failure is prescribed a multivitamin. The nurse explains that this is given because:</w:t>
       </w:r>
     </w:p>
     <w:p>
-      <w:pPr>
-        <w:spacing w:after="0" w:before="0"/>
-      </w:pPr>
       <w:r>
-        <w:rPr>
-          <w:b w:val="0"/>
-          <w:i w:val="0"/>
-          <w:sz w:val="20"/>
-        </w:rPr>
-        <w:t>Positive Marks: 1</w:t>
+        <w:t xml:space="preserve">(a) Dialysis and dietary restrictions can cause vitamin deficiencies</w:t>
       </w:r>
     </w:p>
     <w:p>
-      <w:pPr>
-        <w:spacing w:after="160" w:before="0"/>
-      </w:pPr>
       <w:r>
-        <w:rPr>
-          <w:b w:val="0"/>
-          <w:i w:val="0"/>
-          <w:sz w:val="20"/>
-        </w:rPr>
-        <w:t>Negative Marks: 0.25</w:t>
+        <w:t xml:space="preserve">(b) It replaces dialysis</w:t>
       </w:r>
     </w:p>
     <w:p>
-      <w:pPr>
-        <w:spacing w:after="40" w:before="120"/>
-      </w:pPr>
       <w:r>
-        <w:rPr>
-          <w:b w:val="0"/>
-          <w:i w:val="0"/>
-          <w:sz w:val="22"/>
-        </w:rPr>
-        <w:t>Question: During a prenatal examination, the nurse notes a dark vertical line from the umbilicus to the pubic area in a pregnant client. This finding is:</w:t>
+        <w:t xml:space="preserve">(c) It cures kidney disease</w:t>
       </w:r>
     </w:p>
     <w:p>
-      <w:pPr>
-        <w:spacing w:after="0" w:before="0"/>
-      </w:pPr>
       <w:r>
-        <w:rPr>
-          <w:b w:val="0"/>
-          <w:i w:val="0"/>
-          <w:sz w:val="22"/>
-        </w:rPr>
-        <w:t>(a) Linea nigra, a normal hyperpigmentation of pregnancy</w:t>
+        <w:t xml:space="preserve">(d) It is not needed</w:t>
       </w:r>
     </w:p>
     <w:p>
-      <w:pPr>
-        <w:spacing w:after="0" w:before="0"/>
-      </w:pPr>
       <w:r>
-        <w:rPr>
-          <w:b w:val="0"/>
-          <w:i w:val="0"/>
-          <w:sz w:val="22"/>
-        </w:rPr>
-        <w:t>(b) A sign of preeclampsia</w:t>
+        <w:t xml:space="preserve">Answer: a</w:t>
       </w:r>
     </w:p>
     <w:p>
-      <w:pPr>
-        <w:spacing w:after="0" w:before="0"/>
-      </w:pPr>
       <w:r>
-        <w:rPr>
-          <w:b w:val="0"/>
-          <w:i w:val="0"/>
-          <w:sz w:val="22"/>
-        </w:rPr>
-        <w:t>(c) An umbilical hernia</w:t>
+        <w:t xml:space="preserve">Solution: Dialysis removes water-soluble vitamins, and dietary restrictions limit intake, so a renal multivitamin (with B-complex and C, limited A) prevents deficiency.</w:t>
       </w:r>
     </w:p>
     <w:p>
-      <w:pPr>
-        <w:spacing w:after="0" w:before="0"/>
-      </w:pPr>
       <w:r>
-        <w:rPr>
-          <w:b w:val="0"/>
-          <w:i w:val="0"/>
-          <w:sz w:val="22"/>
-        </w:rPr>
-        <w:t>(d) A thrombosed vein requiring urgent care</w:t>
+        <w:t xml:space="preserve">Positive Marks: 1</w:t>
       </w:r>
     </w:p>
     <w:p>
-      <w:pPr>
-        <w:spacing w:after="0" w:before="40"/>
-      </w:pPr>
       <w:r>
-        <w:rPr>
-          <w:b/>
-          <w:i w:val="0"/>
-          <w:sz w:val="22"/>
-        </w:rPr>
-        <w:t>Answer: a</w:t>
+        <w:t xml:space="preserve">Negative Marks: 0.25</w:t>
       </w:r>
     </w:p>
     <w:p>
-      <w:pPr>
-        <w:spacing w:after="0" w:before="0"/>
-      </w:pPr>
       <w:r>
-        <w:rPr>
-          <w:b w:val="0"/>
-          <w:i w:val="0"/>
-          <w:sz w:val="21"/>
-        </w:rPr>
-        <w:t>Solution: Linea nigra is a benign, hormone-related darkening of the midline abdominal line that fades after delivery. It is a normal skin change of pregnancy, not a sign of disease.</w:t>
+        <w:t xml:space="preserve"/>
       </w:r>
     </w:p>
     <w:p>
-      <w:pPr>
-        <w:spacing w:after="0" w:before="0"/>
-      </w:pPr>
       <w:r>
-        <w:rPr>
-          <w:b w:val="0"/>
-          <w:i w:val="0"/>
-          <w:sz w:val="20"/>
-        </w:rPr>
-        <w:t>Positive Marks: 1</w:t>
+        <w:t xml:space="preserve">Question: A client is admitted with a diagnosis of acute pancreatitis and is complaining of nausea. The nurse should:</w:t>
       </w:r>
     </w:p>
     <w:p>
-      <w:pPr>
-        <w:spacing w:after="160" w:before="0"/>
-      </w:pPr>
       <w:r>
-        <w:rPr>
-          <w:b w:val="0"/>
-          <w:i w:val="0"/>
-          <w:sz w:val="20"/>
-        </w:rPr>
-        <w:t>Negative Marks: 0.25</w:t>
+        <w:t xml:space="preserve">(a) Keep the client NPO and administer antiemetics as ordered</w:t>
       </w:r>
     </w:p>
     <w:p>
-      <w:pPr>
-        <w:spacing w:after="40" w:before="120"/>
-      </w:pPr>
       <w:r>
-        <w:rPr>
-          <w:b w:val="0"/>
-          <w:i w:val="0"/>
-          <w:sz w:val="22"/>
-        </w:rPr>
-        <w:t>Question: A school-age child is frequently defiant, argues with adults, and loses his temper, but does not break major rules or show cruelty. Which disorder is most consistent?</w:t>
+        <w:t xml:space="preserve">(b) Offer a light meal</w:t>
       </w:r>
     </w:p>
     <w:p>
-      <w:pPr>
-        <w:spacing w:after="0" w:before="0"/>
-      </w:pPr>
       <w:r>
-        <w:rPr>
-          <w:b w:val="0"/>
-          <w:i w:val="0"/>
-          <w:sz w:val="22"/>
-        </w:rPr>
-        <w:t>(a) Oppositional defiant disorder</w:t>
+        <w:t xml:space="preserve">(c) Encourage carbonated drinks</w:t>
       </w:r>
     </w:p>
     <w:p>
-      <w:pPr>
-        <w:spacing w:after="0" w:before="0"/>
-      </w:pPr>
       <w:r>
-        <w:rPr>
-          <w:b w:val="0"/>
-          <w:i w:val="0"/>
-          <w:sz w:val="22"/>
-        </w:rPr>
-        <w:t>(b) Conduct disorder</w:t>
+        <w:t xml:space="preserve">(d) Give the client a laxative</w:t>
       </w:r>
     </w:p>
     <w:p>
-      <w:pPr>
-        <w:spacing w:after="0" w:before="0"/>
-      </w:pPr>
       <w:r>
-        <w:rPr>
-          <w:b w:val="0"/>
-          <w:i w:val="0"/>
-          <w:sz w:val="22"/>
-        </w:rPr>
-        <w:t>(c) Antisocial personality disorder</w:t>
+        <w:t xml:space="preserve">Answer: a</w:t>
       </w:r>
     </w:p>
     <w:p>
-      <w:pPr>
-        <w:spacing w:after="0" w:before="0"/>
-      </w:pPr>
       <w:r>
-        <w:rPr>
-          <w:b w:val="0"/>
-          <w:i w:val="0"/>
-          <w:sz w:val="22"/>
-        </w:rPr>
-        <w:t>(d) Attention deficit disorder</w:t>
+        <w:t xml:space="preserve">Solution: NPO status rests the pancreas; antiemetics relieve nausea. Food and carbonated drinks stimulate the pancreas and worsen symptoms.</w:t>
       </w:r>
     </w:p>
     <w:p>
-      <w:pPr>
-        <w:spacing w:after="0" w:before="40"/>
-      </w:pPr>
       <w:r>
-        <w:rPr>
-          <w:b/>
-          <w:i w:val="0"/>
-          <w:sz w:val="22"/>
-        </w:rPr>
-        <w:t>Answer: a</w:t>
+        <w:t xml:space="preserve">Positive Marks: 1</w:t>
       </w:r>
     </w:p>
     <w:p>
-      <w:pPr>
-        <w:spacing w:after="0" w:before="0"/>
-      </w:pPr>
       <w:r>
-        <w:rPr>
-          <w:b w:val="0"/>
-          <w:i w:val="0"/>
-          <w:sz w:val="21"/>
-        </w:rPr>
-        <w:t>Solution: ODD features a pattern of angry/irritable mood, argumentative/defiant behavior, and vindictiveness without serious violations of others' rights. Conduct disorder involves aggression, destruction, and rule-breaking; antisocial PD is an adult diagnosis.</w:t>
+        <w:t xml:space="preserve">Negative Marks: 0.25</w:t>
       </w:r>
     </w:p>
     <w:p>
-      <w:pPr>
-        <w:spacing w:after="0" w:before="0"/>
-      </w:pPr>
       <w:r>
-        <w:rPr>
-          <w:b w:val="0"/>
-          <w:i w:val="0"/>
-          <w:sz w:val="20"/>
-        </w:rPr>
-        <w:t>Positive Marks: 1</w:t>
+        <w:t xml:space="preserve"/>
       </w:r>
     </w:p>
     <w:p>
-      <w:pPr>
-        <w:spacing w:after="160" w:before="0"/>
-      </w:pPr>
       <w:r>
-        <w:rPr>
-          <w:b w:val="0"/>
-          <w:i w:val="0"/>
-          <w:sz w:val="20"/>
-        </w:rPr>
-        <w:t>Negative Marks: 0.25</w:t>
+        <w:t xml:space="preserve">Question: A client with a diagnosis of deep vein thrombosis is being discharged on warfarin. Which statement by the client indicates effective teaching?</w:t>
       </w:r>
     </w:p>
     <w:p>
-      <w:pPr>
-        <w:spacing w:after="40" w:before="120"/>
-      </w:pPr>
       <w:r>
-        <w:rPr>
-          <w:b w:val="0"/>
-          <w:i w:val="0"/>
-          <w:sz w:val="22"/>
-        </w:rPr>
-        <w:t>Question: A child develops stomachache and vomiting every school morning, which resolves on weekends. Which intervention is most appropriate?</w:t>
+        <w:t xml:space="preserve">(a) "I will keep my vitamin K intake consistent and have my INR checked as ordered."</w:t>
       </w:r>
     </w:p>
     <w:p>
-      <w:pPr>
-        <w:spacing w:after="0" w:before="0"/>
-      </w:pPr>
       <w:r>
-        <w:rPr>
-          <w:b w:val="0"/>
-          <w:i w:val="0"/>
-          <w:sz w:val="22"/>
-        </w:rPr>
-        <w:t>(a) Investigate possible school stressors and return the child to school as soon as possible</w:t>
+        <w:t xml:space="preserve">(b) "I will take aspirin for headaches."</w:t>
       </w:r>
     </w:p>
     <w:p>
-      <w:pPr>
-        <w:spacing w:after="0" w:before="0"/>
-      </w:pPr>
       <w:r>
-        <w:rPr>
-          <w:b w:val="0"/>
-          <w:i w:val="0"/>
-          <w:sz w:val="22"/>
-        </w:rPr>
-        <w:t>(b) Keep the child home whenever symptoms occur</w:t>
+        <w:t xml:space="preserve">(c) "I will skip doses when I feel fine."</w:t>
       </w:r>
     </w:p>
     <w:p>
-      <w:pPr>
-        <w:spacing w:after="0" w:before="0"/>
-      </w:pPr>
       <w:r>
-        <w:rPr>
-          <w:b w:val="0"/>
-          <w:i w:val="0"/>
-          <w:sz w:val="22"/>
-        </w:rPr>
-        <w:t>(c) Punish the child for pretending</w:t>
+        <w:t xml:space="preserve">(d) "I do not need blood tests."</w:t>
       </w:r>
     </w:p>
     <w:p>
-      <w:pPr>
-        <w:spacing w:after="0" w:before="0"/>
-      </w:pPr>
       <w:r>
-        <w:rPr>
-          <w:b w:val="0"/>
-          <w:i w:val="0"/>
-          <w:sz w:val="22"/>
-        </w:rPr>
-        <w:t>(d) Refer for immediate hospitalization</w:t>
+        <w:t xml:space="preserve">Answer: a</w:t>
       </w:r>
     </w:p>
     <w:p>
-      <w:pPr>
-        <w:spacing w:after="0" w:before="40"/>
-      </w:pPr>
       <w:r>
-        <w:rPr>
-          <w:b/>
-          <w:i w:val="0"/>
-          <w:sz w:val="22"/>
-        </w:rPr>
-        <w:t>Answer: a</w:t>
+        <w:t xml:space="preserve">Solution: Consistent vitamin K intake and regular INR monitoring keep warfarin therapy safe and effective. Aspirin increases bleeding risk, and doses are never skipped or self-adjusted.</w:t>
       </w:r>
     </w:p>
     <w:p>
-      <w:pPr>
-        <w:spacing w:after="0" w:before="0"/>
-      </w:pPr>
       <w:r>
-        <w:rPr>
-          <w:b w:val="0"/>
-          <w:i w:val="0"/>
-          <w:sz w:val="21"/>
-        </w:rPr>
-        <w:t>Solution: School phobia (separation anxiety) causes somatic complaints on school days; the approach is to identify stressors, reassure, and return the child to school promptly to avoid reinforcing avoidance. Long absences worsen the phobia.</w:t>
+        <w:t xml:space="preserve">Positive Marks: 1</w:t>
       </w:r>
     </w:p>
     <w:p>
-      <w:pPr>
-        <w:spacing w:after="0" w:before="0"/>
-      </w:pPr>
       <w:r>
-        <w:rPr>
-          <w:b w:val="0"/>
-          <w:i w:val="0"/>
-          <w:sz w:val="20"/>
-        </w:rPr>
-        <w:t>Positive Marks: 1</w:t>
+        <w:t xml:space="preserve">Negative Marks: 0.25</w:t>
       </w:r>
     </w:p>
     <w:p>
-      <w:pPr>
-        <w:spacing w:after="160" w:before="0"/>
-      </w:pPr>
       <w:r>
-        <w:rPr>
-          <w:b w:val="0"/>
-          <w:i w:val="0"/>
-          <w:sz w:val="20"/>
-        </w:rPr>
-        <w:t>Negative Marks: 0.25</w:t>
+        <w:t xml:space="preserve"/>
       </w:r>
     </w:p>
     <w:p>
-      <w:pPr>
-        <w:spacing w:after="40" w:before="120"/>
-      </w:pPr>
       <w:r>
-        <w:rPr>
-          <w:b w:val="0"/>
-          <w:i w:val="0"/>
-          <w:sz w:val="22"/>
-        </w:rPr>
-        <w:t>Question: A newborn has an undescended testis noted at birth. Which statement about cryptorchidism is correct?</w:t>
+        <w:t xml:space="preserve">Question: A nurse is assessing a client with a diagnosis of hyperthyroidism. Which finding requires immediate intervention?</w:t>
       </w:r>
     </w:p>
     <w:p>
-      <w:pPr>
-        <w:spacing w:after="0" w:before="0"/>
-      </w:pPr>
       <w:r>
-        <w:rPr>
-          <w:b w:val="0"/>
-          <w:i w:val="0"/>
-          <w:sz w:val="22"/>
-        </w:rPr>
-        <w:t>(a) The testis may descend spontaneously in the first months; if not, referral and possible surgery are needed</w:t>
+        <w:t xml:space="preserve">(a) Temperature of 40°C (104°F) with tachycardia and agitation</w:t>
       </w:r>
     </w:p>
     <w:p>
-      <w:pPr>
-        <w:spacing w:after="0" w:before="0"/>
-      </w:pPr>
       <w:r>
-        <w:rPr>
-          <w:b w:val="0"/>
-          <w:i w:val="0"/>
-          <w:sz w:val="22"/>
-        </w:rPr>
-        <w:t>(b) It requires emergency surgery at birth</w:t>
+        <w:t xml:space="preserve">(b) Mild anxiety</w:t>
       </w:r>
     </w:p>
     <w:p>
-      <w:pPr>
-        <w:spacing w:after="0" w:before="0"/>
-      </w:pPr>
       <w:r>
-        <w:rPr>
-          <w:b w:val="0"/>
-          <w:i w:val="0"/>
-          <w:sz w:val="22"/>
-        </w:rPr>
-        <w:t>(c) The testis can never descend after 1 week</w:t>
+        <w:t xml:space="preserve">(c) Slight tremor</w:t>
       </w:r>
     </w:p>
     <w:p>
-      <w:pPr>
-        <w:spacing w:after="0" w:before="0"/>
-      </w:pPr>
       <w:r>
-        <w:rPr>
-          <w:b w:val="0"/>
-          <w:i w:val="0"/>
-          <w:sz w:val="22"/>
-        </w:rPr>
-        <w:t>(d) It causes no long-term concerns</w:t>
+        <w:t xml:space="preserve">(d) Weight loss over months</w:t>
       </w:r>
     </w:p>
     <w:p>
-      <w:pPr>
-        <w:spacing w:after="0" w:before="40"/>
-      </w:pPr>
       <w:r>
-        <w:rPr>
-          <w:b/>
-          <w:i w:val="0"/>
-          <w:sz w:val="22"/>
-        </w:rPr>
-        <w:t>Answer: a</w:t>
+        <w:t xml:space="preserve">Answer: a</w:t>
       </w:r>
     </w:p>
     <w:p>
-      <w:pPr>
-        <w:spacing w:after="0" w:before="0"/>
-      </w:pPr>
       <w:r>
-        <w:rPr>
-          <w:b w:val="0"/>
-          <w:i w:val="0"/>
-          <w:sz w:val="21"/>
-        </w:rPr>
-        <w:t>Solution: Undescended testis often descends spontaneously by 3-6 months; if it remains, surgical correction (orchidopexy) is planned to preserve fertility and reduce malignancy risk. It is not an emergency at birth.</w:t>
+        <w:t xml:space="preserve">Solution: High fever with severe tachycardia and agitation indicates thyroid storm — a life-threatening emergency requiring cooling, beta-blockers, and antithyroid drugs.</w:t>
       </w:r>
     </w:p>
     <w:p>
-      <w:pPr>
-        <w:spacing w:after="0" w:before="0"/>
-      </w:pPr>
       <w:r>
-        <w:rPr>
-          <w:b w:val="0"/>
-          <w:i w:val="0"/>
-          <w:sz w:val="20"/>
-        </w:rPr>
-        <w:t>Positive Marks: 1</w:t>
+        <w:t xml:space="preserve">Positive Marks: 1</w:t>
       </w:r>
     </w:p>
     <w:p>
-      <w:pPr>
-        <w:spacing w:after="160" w:before="0"/>
-      </w:pPr>
       <w:r>
-        <w:rPr>
-          <w:b w:val="0"/>
-          <w:i w:val="0"/>
-          <w:sz w:val="20"/>
-        </w:rPr>
-        <w:t>Negative Marks: 0.25</w:t>
+        <w:t xml:space="preserve">Negative Marks: 0.25</w:t>
       </w:r>
     </w:p>
     <w:p>
-      <w:pPr>
-        <w:spacing w:after="40" w:before="120"/>
-      </w:pPr>
       <w:r>
-        <w:rPr>
-          <w:b w:val="0"/>
-          <w:i w:val="0"/>
-          <w:sz w:val="22"/>
-        </w:rPr>
-        <w:t>Question: A male newborn has the urinary meatus on the ventral surface of the penis. Which nursing consideration is important?</w:t>
+        <w:t xml:space="preserve">Question: A client with a diagnosis of cirrhosis is prescribed spironolactone for ascites. The nurse should monitor the client for:</w:t>
       </w:r>
     </w:p>
     <w:p>
-      <w:pPr>
-        <w:spacing w:after="0" w:before="0"/>
-      </w:pPr>
       <w:r>
-        <w:rPr>
-          <w:b w:val="0"/>
-          <w:i w:val="0"/>
-          <w:sz w:val="22"/>
-        </w:rPr>
-        <w:t>(a) Circumcision is deferred and the urinary stream is observed for deviation</w:t>
+        <w:t xml:space="preserve">(a) Hyperkalemia and gynecomastia</w:t>
       </w:r>
     </w:p>
     <w:p>
-      <w:pPr>
-        <w:spacing w:after="0" w:before="0"/>
-      </w:pPr>
       <w:r>
-        <w:rPr>
-          <w:b w:val="0"/>
-          <w:i w:val="0"/>
-          <w:sz w:val="22"/>
-        </w:rPr>
-        <w:t>(b) Immediate circumcision is performed</w:t>
+        <w:t xml:space="preserve">(b) Hypokalemia</w:t>
       </w:r>
     </w:p>
     <w:p>
-      <w:pPr>
-        <w:spacing w:after="0" w:before="0"/>
-      </w:pPr>
       <w:r>
-        <w:rPr>
-          <w:b w:val="0"/>
-          <w:i w:val="0"/>
-          <w:sz w:val="22"/>
-        </w:rPr>
-        <w:t>(c) The condition needs no follow-up</w:t>
+        <w:t xml:space="preserve">(c) Polyuria</w:t>
       </w:r>
     </w:p>
     <w:p>
-      <w:pPr>
-        <w:spacing w:after="0" w:before="0"/>
-      </w:pPr>
       <w:r>
-        <w:rPr>
-          <w:b w:val="0"/>
-          <w:i w:val="0"/>
-          <w:sz w:val="22"/>
-        </w:rPr>
-        <w:t>(d) The child is kept in isolation</w:t>
+        <w:t xml:space="preserve">(d) Bradycardia</w:t>
       </w:r>
     </w:p>
     <w:p>
-      <w:pPr>
-        <w:spacing w:after="0" w:before="40"/>
-      </w:pPr>
       <w:r>
-        <w:rPr>
-          <w:b/>
-          <w:i w:val="0"/>
-          <w:sz w:val="22"/>
-        </w:rPr>
-        <w:t>Answer: a</w:t>
+        <w:t xml:space="preserve">Answer: a</w:t>
       </w:r>
     </w:p>
     <w:p>
-      <w:pPr>
-        <w:spacing w:after="0" w:before="0"/>
-      </w:pPr>
       <w:r>
-        <w:rPr>
-          <w:b w:val="0"/>
-          <w:i w:val="0"/>
-          <w:sz w:val="21"/>
-        </w:rPr>
-        <w:t>Solution: Hypospadias (meatus on the ventral penis) often accompanies chordee; circumcision is deferred because the foreskin may be needed for surgical repair, and the urinary stream is observed. Urology follow-up is arranged.</w:t>
+        <w:t xml:space="preserve">Solution: Spironolactone (potassium-sparing) can cause hyperkalemia and gynecomastia. Potassium is monitored and the client reports breast tenderness.</w:t>
       </w:r>
     </w:p>
     <w:p>
-      <w:pPr>
-        <w:spacing w:after="0" w:before="0"/>
-      </w:pPr>
       <w:r>
-        <w:rPr>
-          <w:b w:val="0"/>
-          <w:i w:val="0"/>
-          <w:sz w:val="20"/>
-        </w:rPr>
-        <w:t>Positive Marks: 1</w:t>
+        <w:t xml:space="preserve">Positive Marks: 1</w:t>
       </w:r>
     </w:p>
     <w:p>
-      <w:pPr>
-        <w:spacing w:after="160" w:before="0"/>
-      </w:pPr>
       <w:r>
-        <w:rPr>
-          <w:b w:val="0"/>
-          <w:i w:val="0"/>
-          <w:sz w:val="20"/>
-        </w:rPr>
-        <w:t>Negative Marks: 0.25</w:t>
+        <w:t xml:space="preserve">Negative Marks: 0.25</w:t>
       </w:r>
     </w:p>
     <w:p>
-      <w:pPr>
-        <w:spacing w:after="40" w:before="120"/>
-      </w:pPr>
       <w:r>
-        <w:rPr>
-          <w:b w:val="0"/>
-          <w:i w:val="0"/>
-          <w:sz w:val="22"/>
-        </w:rPr>
-        <w:t>Question: Japanese encephalitis is transmitted to humans by the bite of which mosquito?</w:t>
+        <w:t xml:space="preserve"/>
       </w:r>
     </w:p>
     <w:p>
-      <w:pPr>
-        <w:spacing w:after="0" w:before="0"/>
-      </w:pPr>
       <w:r>
-        <w:rPr>
-          <w:b w:val="0"/>
-          <w:i w:val="0"/>
-          <w:sz w:val="22"/>
-        </w:rPr>
-        <w:t>(a) Culex mosquito</w:t>
+        <w:t xml:space="preserve">Question: A nurse is caring for a client with a diagnosis of acute renal failure. Which nursing action is most important to prevent infection?</w:t>
       </w:r>
     </w:p>
     <w:p>
-      <w:pPr>
-        <w:spacing w:after="0" w:before="0"/>
-      </w:pPr>
       <w:r>
-        <w:rPr>
-          <w:b w:val="0"/>
-          <w:i w:val="0"/>
-          <w:sz w:val="22"/>
-        </w:rPr>
-        <w:t>(b) Anopheles mosquito</w:t>
+        <w:t xml:space="preserve">(a) Use strict aseptic technique with all invasive lines</w:t>
       </w:r>
     </w:p>
     <w:p>
-      <w:pPr>
-        <w:spacing w:after="0" w:before="0"/>
-      </w:pPr>
       <w:r>
-        <w:rPr>
-          <w:b w:val="0"/>
-          <w:i w:val="0"/>
-          <w:sz w:val="22"/>
-        </w:rPr>
-        <w:t>(c) Aedes mosquito</w:t>
+        <w:t xml:space="preserve">(b) Restrict fluids</w:t>
       </w:r>
     </w:p>
     <w:p>
-      <w:pPr>
-        <w:spacing w:after="0" w:before="0"/>
-      </w:pPr>
       <w:r>
-        <w:rPr>
-          <w:b w:val="0"/>
-          <w:i w:val="0"/>
-          <w:sz w:val="22"/>
-        </w:rPr>
-        <w:t>(d) Tsetse fly</w:t>
+        <w:t xml:space="preserve">(c) Avoid hand hygiene</w:t>
       </w:r>
     </w:p>
     <w:p>
-      <w:pPr>
-        <w:spacing w:after="0" w:before="40"/>
-      </w:pPr>
       <w:r>
-        <w:rPr>
-          <w:b/>
-          <w:i w:val="0"/>
-          <w:sz w:val="22"/>
-        </w:rPr>
-        <w:t>Answer: a</w:t>
+        <w:t xml:space="preserve">(d) Discontinue all medications</w:t>
       </w:r>
     </w:p>
     <w:p>
-      <w:pPr>
-        <w:spacing w:after="0" w:before="0"/>
-      </w:pPr>
       <w:r>
-        <w:rPr>
-          <w:b w:val="0"/>
-          <w:i w:val="0"/>
-          <w:sz w:val="21"/>
-        </w:rPr>
-        <w:t>Solution: JE is transmitted by Culex mosquitoes, which breed in rice paddies and pig-belt areas. Anopheles transmits malaria, Aedes transmits dengue/chikungunya, and the tsetse fly transmits sleeping sickness.</w:t>
+        <w:t xml:space="preserve">Answer: a</w:t>
       </w:r>
     </w:p>
     <w:p>
-      <w:pPr>
-        <w:spacing w:after="0" w:before="0"/>
-      </w:pPr>
       <w:r>
-        <w:rPr>
-          <w:b w:val="0"/>
-          <w:i w:val="0"/>
-          <w:sz w:val="20"/>
-        </w:rPr>
-        <w:t>Positive Marks: 1</w:t>
+        <w:t xml:space="preserve">Solution: Renal failure clients are vulnerable to infection; strict aseptic technique, hand hygiene, and minimal invasive lines reduce the risk.</w:t>
       </w:r>
     </w:p>
     <w:p>
-      <w:pPr>
-        <w:spacing w:after="160" w:before="0"/>
-      </w:pPr>
       <w:r>
-        <w:rPr>
-          <w:b w:val="0"/>
-          <w:i w:val="0"/>
-          <w:sz w:val="20"/>
-        </w:rPr>
-        <w:t>Negative Marks: 0.25</w:t>
+        <w:t xml:space="preserve">Positive Marks: 1</w:t>
       </w:r>
     </w:p>
     <w:p>
-      <w:pPr>
-        <w:spacing w:after="40" w:before="120"/>
-      </w:pPr>
       <w:r>
-        <w:rPr>
-          <w:b w:val="0"/>
-          <w:i w:val="0"/>
-          <w:sz w:val="22"/>
-        </w:rPr>
-        <w:t>Question: Which component is essential in the delivery of primary health care, as emphasized in the Alma Ata declaration?</w:t>
+        <w:t xml:space="preserve">Negative Marks: 0.25</w:t>
       </w:r>
     </w:p>
     <w:p>
-      <w:pPr>
-        <w:spacing w:after="0" w:before="0"/>
-      </w:pPr>
       <w:r>
-        <w:rPr>
-          <w:b w:val="0"/>
-          <w:i w:val="0"/>
-          <w:sz w:val="22"/>
-        </w:rPr>
-        <w:t>(a) Provision of essential drugs and safe water at the community level</w:t>
+        <w:t xml:space="preserve"/>
       </w:r>
     </w:p>
     <w:p>
-      <w:pPr>
-        <w:spacing w:after="0" w:before="0"/>
-      </w:pPr>
       <w:r>
-        <w:rPr>
-          <w:b w:val="0"/>
-          <w:i w:val="0"/>
-          <w:sz w:val="22"/>
-        </w:rPr>
-        <w:t>(b) Exclusive dependence on tertiary hospitals</w:t>
+        <w:t xml:space="preserve">Question: A client with a diagnosis of GERD is prescribed an antacid. The nurse should teach the client to:</w:t>
       </w:r>
     </w:p>
     <w:p>
-      <w:pPr>
-        <w:spacing w:after="0" w:before="0"/>
-      </w:pPr>
       <w:r>
-        <w:rPr>
-          <w:b w:val="0"/>
-          <w:i w:val="0"/>
-          <w:sz w:val="22"/>
-        </w:rPr>
-        <w:t>(c) Free private specialist care for all</w:t>
+        <w:t xml:space="preserve">(a) Take antacids separately from other medications (1–2 hours apart)</w:t>
       </w:r>
     </w:p>
     <w:p>
-      <w:pPr>
-        <w:spacing w:after="0" w:before="0"/>
-      </w:pPr>
       <w:r>
-        <w:rPr>
-          <w:b w:val="0"/>
-          <w:i w:val="0"/>
-          <w:sz w:val="22"/>
-        </w:rPr>
-        <w:t>(d) Immunization only during epidemics</w:t>
+        <w:t xml:space="preserve">(b) Take antacids with all other drugs</w:t>
       </w:r>
     </w:p>
     <w:p>
-      <w:pPr>
-        <w:spacing w:after="0" w:before="40"/>
-      </w:pPr>
       <w:r>
-        <w:rPr>
-          <w:b/>
-          <w:i w:val="0"/>
-          <w:sz w:val="22"/>
-        </w:rPr>
-        <w:t>Answer: a</w:t>
+        <w:t xml:space="preserve">(c) Crush the antacid tablets</w:t>
       </w:r>
     </w:p>
     <w:p>
-      <w:pPr>
-        <w:spacing w:after="0" w:before="0"/>
-      </w:pPr>
       <w:r>
-        <w:rPr>
-          <w:b w:val="0"/>
-          <w:i w:val="0"/>
-          <w:sz w:val="21"/>
-        </w:rPr>
-        <w:t>Solution: Primary health care includes essential elements such as safe water and sanitation, essential drugs, maternal-child care, immunization, and treatment of common diseases—accessible at the community level. It is not hospital-centered.</w:t>
+        <w:t xml:space="preserve">(d) Use antacids indefinitely without follow-up</w:t>
       </w:r>
     </w:p>
     <w:p>
-      <w:pPr>
-        <w:spacing w:after="0" w:before="0"/>
-      </w:pPr>
       <w:r>
-        <w:rPr>
-          <w:b w:val="0"/>
-          <w:i w:val="0"/>
-          <w:sz w:val="20"/>
-        </w:rPr>
-        <w:t>Positive Marks: 1</w:t>
+        <w:t xml:space="preserve">Answer: a</w:t>
       </w:r>
     </w:p>
     <w:p>
-      <w:pPr>
-        <w:spacing w:after="160" w:before="0"/>
-      </w:pPr>
       <w:r>
-        <w:rPr>
-          <w:b w:val="0"/>
-          <w:i w:val="0"/>
-          <w:sz w:val="20"/>
-        </w:rPr>
-        <w:t>Negative Marks: 0.25</w:t>
+        <w:t xml:space="preserve">Solution: Antacids can bind other drugs and reduce absorption — they are taken 1–2 hours apart from other medications. Long-term use is evaluated.</w:t>
       </w:r>
     </w:p>
     <w:p>
-      <w:pPr>
-        <w:spacing w:after="40" w:before="120"/>
-      </w:pPr>
       <w:r>
-        <w:rPr>
-          <w:b w:val="0"/>
-          <w:i w:val="0"/>
-          <w:sz w:val="22"/>
-        </w:rPr>
-        <w:t>Question: Propranolol belongs to which class of drugs?</w:t>
+        <w:t xml:space="preserve">Positive Marks: 1</w:t>
       </w:r>
     </w:p>
     <w:p>
-      <w:pPr>
-        <w:spacing w:after="0" w:before="0"/>
-      </w:pPr>
       <w:r>
-        <w:rPr>
-          <w:b w:val="0"/>
-          <w:i w:val="0"/>
-          <w:sz w:val="22"/>
-        </w:rPr>
-        <w:t>(a) Beta-adrenergic blocker</w:t>
+        <w:t xml:space="preserve">Negative Marks: 0.25</w:t>
       </w:r>
     </w:p>
     <w:p>
-      <w:pPr>
-        <w:spacing w:after="0" w:before="0"/>
-      </w:pPr>
       <w:r>
-        <w:rPr>
-          <w:b w:val="0"/>
-          <w:i w:val="0"/>
-          <w:sz w:val="22"/>
-        </w:rPr>
-        <w:t>(b) Calcium channel blocker</w:t>
+        <w:t xml:space="preserve"/>
       </w:r>
     </w:p>
     <w:p>
-      <w:pPr>
-        <w:spacing w:after="0" w:before="0"/>
-      </w:pPr>
       <w:r>
-        <w:rPr>
-          <w:b w:val="0"/>
-          <w:i w:val="0"/>
-          <w:sz w:val="22"/>
-        </w:rPr>
-        <w:t>(c) ACE inhibitor</w:t>
+        <w:t xml:space="preserve">Question: A client is admitted with a diagnosis of acute pancreatitis and develops hypotension. The nurse should:</w:t>
       </w:r>
     </w:p>
     <w:p>
-      <w:pPr>
-        <w:spacing w:after="0" w:before="0"/>
-      </w:pPr>
       <w:r>
-        <w:rPr>
-          <w:b w:val="0"/>
-          <w:i w:val="0"/>
-          <w:sz w:val="22"/>
-        </w:rPr>
-        <w:t>(d) Loop diuretic</w:t>
+        <w:t xml:space="preserve">(a) Administer IV fluids rapidly as ordered and monitor urine output</w:t>
       </w:r>
     </w:p>
     <w:p>
-      <w:pPr>
-        <w:spacing w:after="0" w:before="40"/>
-      </w:pPr>
       <w:r>
-        <w:rPr>
-          <w:b/>
-          <w:i w:val="0"/>
-          <w:sz w:val="22"/>
-        </w:rPr>
-        <w:t>Answer: a</w:t>
+        <w:t xml:space="preserve">(b) Restrict fluids</w:t>
       </w:r>
     </w:p>
     <w:p>
-      <w:pPr>
-        <w:spacing w:after="0" w:before="0"/>
-      </w:pPr>
       <w:r>
-        <w:rPr>
-          <w:b w:val="0"/>
-          <w:i w:val="0"/>
-          <w:sz w:val="21"/>
-        </w:rPr>
-        <w:t>Solution: Propranolol is a non-selective beta-blocker used for hypertension, angina, migraine prophylaxis, and anxiety (tachycardia). It can cause bradycardia and bronchospasm and is avoided in asthma.</w:t>
+        <w:t xml:space="preserve">(c) Give a diuretic</w:t>
       </w:r>
     </w:p>
     <w:p>
-      <w:pPr>
-        <w:spacing w:after="0" w:before="0"/>
-      </w:pPr>
       <w:r>
-        <w:rPr>
-          <w:b w:val="0"/>
-          <w:i w:val="0"/>
-          <w:sz w:val="20"/>
-        </w:rPr>
-        <w:t>Positive Marks: 1</w:t>
+        <w:t xml:space="preserve">(d) Position the client flat</w:t>
       </w:r>
     </w:p>
     <w:p>
-      <w:pPr>
-        <w:spacing w:after="160" w:before="0"/>
-      </w:pPr>
       <w:r>
-        <w:rPr>
-          <w:b w:val="0"/>
-          <w:i w:val="0"/>
-          <w:sz w:val="20"/>
-        </w:rPr>
-        <w:t>Negative Marks: 0.25</w:t>
+        <w:t xml:space="preserve">Answer: a</w:t>
       </w:r>
     </w:p>
     <w:p>
-      <w:pPr>
-        <w:spacing w:after="40" w:before="120"/>
-      </w:pPr>
       <w:r>
-        <w:rPr>
-          <w:b w:val="0"/>
-          <w:i w:val="0"/>
-          <w:sz w:val="22"/>
-        </w:rPr>
-        <w:t>Question: Caseous necrosis, with cheesy, yellowish necrotic tissue, is the characteristic lesion of which disease?</w:t>
+        <w:t xml:space="preserve">Solution: Hypotension in pancreatitis indicates hypovolemia (fluid shifts); aggressive fluid resuscitation and monitoring of urine output and vital signs are essential.</w:t>
       </w:r>
     </w:p>
     <w:p>
-      <w:pPr>
-        <w:spacing w:after="0" w:before="0"/>
-      </w:pPr>
       <w:r>
-        <w:rPr>
-          <w:b w:val="0"/>
-          <w:i w:val="0"/>
-          <w:sz w:val="22"/>
-        </w:rPr>
-        <w:t>(a) Tuberculosis</w:t>
+        <w:t xml:space="preserve">Positive Marks: 1</w:t>
       </w:r>
     </w:p>
     <w:p>
-      <w:pPr>
-        <w:spacing w:after="0" w:before="0"/>
-      </w:pPr>
       <w:r>
-        <w:rPr>
-          <w:b w:val="0"/>
-          <w:i w:val="0"/>
-          <w:sz w:val="22"/>
-        </w:rPr>
-        <w:t>(b) Myocardial infarction</w:t>
+        <w:t xml:space="preserve">Negative Marks: 0.25</w:t>
       </w:r>
     </w:p>
     <w:p>
-      <w:pPr>
-        <w:spacing w:after="0" w:before="0"/>
-      </w:pPr>
       <w:r>
-        <w:rPr>
-          <w:b w:val="0"/>
-          <w:i w:val="0"/>
-          <w:sz w:val="22"/>
-        </w:rPr>
-        <w:t>(c) Fat necrosis of the breast</w:t>
+        <w:t xml:space="preserve"/>
       </w:r>
     </w:p>
     <w:p>
-      <w:pPr>
-        <w:spacing w:after="0" w:before="0"/>
-      </w:pPr>
       <w:r>
-        <w:rPr>
-          <w:b w:val="0"/>
-          <w:i w:val="0"/>
-          <w:sz w:val="22"/>
-        </w:rPr>
-        <w:t>(d) Gangrene</w:t>
+        <w:t xml:space="preserve">Question: A client with a diagnosis of type 1 diabetes is experiencing diabetic ketoacidosis. Which finding is most characteristic?</w:t>
       </w:r>
     </w:p>
     <w:p>
-      <w:pPr>
-        <w:spacing w:after="0" w:before="40"/>
-      </w:pPr>
       <w:r>
-        <w:rPr>
-          <w:b/>
-          <w:i w:val="0"/>
-          <w:sz w:val="22"/>
-        </w:rPr>
-        <w:t>Answer: a</w:t>
+        <w:t xml:space="preserve">(a) Kussmaul respirations and fruity breath odor</w:t>
       </w:r>
     </w:p>
     <w:p>
-      <w:pPr>
-        <w:spacing w:after="0" w:before="0"/>
-      </w:pPr>
       <w:r>
-        <w:rPr>
-          <w:b w:val="0"/>
-          <w:i w:val="0"/>
-          <w:sz w:val="21"/>
-        </w:rPr>
-        <w:t>Solution: Caseous necrosis is a form of coagulative necrosis seen in tuberculosis (tuberculoma/cavity) with a cheese-like appearance. Coagulative necrosis occurs in MI, fat necrosis in breast/pancreas, and gangrene involves ischemia with putrefaction.</w:t>
+        <w:t xml:space="preserve">(b) Slow, shallow breathing</w:t>
       </w:r>
     </w:p>
     <w:p>
-      <w:pPr>
-        <w:spacing w:after="0" w:before="0"/>
-      </w:pPr>
       <w:r>
-        <w:rPr>
-          <w:b w:val="0"/>
-          <w:i w:val="0"/>
-          <w:sz w:val="20"/>
-        </w:rPr>
-        <w:t>Positive Marks: 1</w:t>
+        <w:t xml:space="preserve">(c) Bradycardia</w:t>
       </w:r>
     </w:p>
     <w:p>
-      <w:pPr>
-        <w:spacing w:after="160" w:before="0"/>
-      </w:pPr>
       <w:r>
-        <w:rPr>
-          <w:b w:val="0"/>
-          <w:i w:val="0"/>
-          <w:sz w:val="20"/>
-        </w:rPr>
-        <w:t>Negative Marks: 0.25</w:t>
+        <w:t xml:space="preserve">(d) Hypertension</w:t>
       </w:r>
     </w:p>
     <w:p>
-      <w:pPr>
-        <w:spacing w:after="40" w:before="120"/>
-      </w:pPr>
       <w:r>
-        <w:rPr>
-          <w:b w:val="0"/>
-          <w:i w:val="0"/>
-          <w:sz w:val="22"/>
-        </w:rPr>
-        <w:t>Question: Huntington disease is inherited in which pattern?</w:t>
+        <w:t xml:space="preserve">Answer: a</w:t>
       </w:r>
     </w:p>
     <w:p>
-      <w:pPr>
-        <w:spacing w:after="0" w:before="0"/>
-      </w:pPr>
       <w:r>
-        <w:rPr>
-          <w:b w:val="0"/>
-          <w:i w:val="0"/>
-          <w:sz w:val="22"/>
-        </w:rPr>
-        <w:t>(a) Autosomal dominant</w:t>
+        <w:t xml:space="preserve">Solution: DKA causes metabolic acidosis with Kussmaul respirations (deep, rapid) and fruity (acetone) breath. Hypotension and tachycardia occur with dehydration.</w:t>
       </w:r>
     </w:p>
     <w:p>
-      <w:pPr>
-        <w:spacing w:after="0" w:before="0"/>
-      </w:pPr>
       <w:r>
-        <w:rPr>
-          <w:b w:val="0"/>
-          <w:i w:val="0"/>
-          <w:sz w:val="22"/>
-        </w:rPr>
-        <w:t>(b) Autosomal recessive</w:t>
+        <w:t xml:space="preserve">Positive Marks: 1</w:t>
       </w:r>
     </w:p>
     <w:p>
-      <w:pPr>
-        <w:spacing w:after="0" w:before="0"/>
-      </w:pPr>
       <w:r>
-        <w:rPr>
-          <w:b w:val="0"/>
-          <w:i w:val="0"/>
-          <w:sz w:val="22"/>
-        </w:rPr>
-        <w:t>(c) X-linked recessive</w:t>
+        <w:t xml:space="preserve">Negative Marks: 0.25</w:t>
       </w:r>
     </w:p>
     <w:p>
-      <w:pPr>
-        <w:spacing w:after="0" w:before="0"/>
-      </w:pPr>
       <w:r>
-        <w:rPr>
-          <w:b w:val="0"/>
-          <w:i w:val="0"/>
-          <w:sz w:val="22"/>
-        </w:rPr>
-        <w:t>(d) Mitochondrial</w:t>
+        <w:t xml:space="preserve"/>
       </w:r>
     </w:p>
     <w:p>
-      <w:pPr>
-        <w:spacing w:after="0" w:before="40"/>
-      </w:pPr>
       <w:r>
-        <w:rPr>
-          <w:b/>
-          <w:i w:val="0"/>
-          <w:sz w:val="22"/>
-        </w:rPr>
-        <w:t>Answer: a</w:t>
+        <w:t xml:space="preserve">Question: A nurse is teaching a client with a diagnosis of chronic kidney disease about medication safety. Which instruction is correct?</w:t>
       </w:r>
     </w:p>
     <w:p>
-      <w:pPr>
-        <w:spacing w:after="0" w:before="0"/>
-      </w:pPr>
       <w:r>
-        <w:rPr>
-          <w:b w:val="0"/>
-          <w:i w:val="0"/>
-          <w:sz w:val="21"/>
-        </w:rPr>
-        <w:t>Solution: Huntington disease is an autosomal dominant disorder: each child of an affected parent has a 50% chance of inheriting it, with onset typically in mid-adulthood. It causes chorea, cognitive decline, and psychiatric changes.</w:t>
+        <w:t xml:space="preserve">(a) Avoid over-the-counter NSAIDs and check with the physician before taking new drugs</w:t>
       </w:r>
     </w:p>
     <w:p>
-      <w:pPr>
-        <w:spacing w:after="0" w:before="0"/>
-      </w:pPr>
       <w:r>
-        <w:rPr>
-          <w:b w:val="0"/>
-          <w:i w:val="0"/>
-          <w:sz w:val="20"/>
-        </w:rPr>
-        <w:t>Positive Marks: 1</w:t>
+        <w:t xml:space="preserve">(b) Take any pain reliever freely</w:t>
       </w:r>
     </w:p>
     <w:p>
-      <w:pPr>
-        <w:spacing w:after="160" w:before="0"/>
-      </w:pPr>
       <w:r>
-        <w:rPr>
-          <w:b w:val="0"/>
-          <w:i w:val="0"/>
-          <w:sz w:val="20"/>
-        </w:rPr>
-        <w:t>Negative Marks: 0.25</w:t>
+        <w:t xml:space="preserve">(c) Skip prescribed medications when feeling well</w:t>
       </w:r>
     </w:p>
     <w:p>
-      <w:pPr>
-        <w:spacing w:after="40" w:before="120"/>
-      </w:pPr>
       <w:r>
-        <w:rPr>
-          <w:b w:val="0"/>
-          <w:i w:val="0"/>
-          <w:sz w:val="22"/>
-        </w:rPr>
-        <w:t>Question: In which type of sampling does every member of the population have an equal and independent chance of being selected?</w:t>
+        <w:t xml:space="preserve">(d) Take herbal supplements without checking</w:t>
       </w:r>
     </w:p>
     <w:p>
-      <w:pPr>
-        <w:spacing w:after="0" w:before="0"/>
-      </w:pPr>
       <w:r>
-        <w:rPr>
-          <w:b w:val="0"/>
-          <w:i w:val="0"/>
-          <w:sz w:val="22"/>
-        </w:rPr>
-        <w:t>(a) Simple random sampling</w:t>
+        <w:t xml:space="preserve">Answer: a</w:t>
       </w:r>
     </w:p>
     <w:p>
-      <w:pPr>
-        <w:spacing w:after="0" w:before="0"/>
-      </w:pPr>
       <w:r>
-        <w:rPr>
-          <w:b w:val="0"/>
-          <w:i w:val="0"/>
-          <w:sz w:val="22"/>
-        </w:rPr>
-        <w:t>(b) Convenience sampling</w:t>
+        <w:t xml:space="preserve">Solution: NSAIDs and many herbal products are nephrotoxic; the client checks with the physician before any new medication. Prescribed drugs are taken consistently.</w:t>
       </w:r>
     </w:p>
     <w:p>
-      <w:pPr>
-        <w:spacing w:after="0" w:before="0"/>
-      </w:pPr>
       <w:r>
-        <w:rPr>
-          <w:b w:val="0"/>
-          <w:i w:val="0"/>
-          <w:sz w:val="22"/>
-        </w:rPr>
-        <w:t>(c) Purposive sampling</w:t>
+        <w:t xml:space="preserve">Positive Marks: 1</w:t>
       </w:r>
     </w:p>
     <w:p>
-      <w:pPr>
-        <w:spacing w:after="0" w:before="0"/>
-      </w:pPr>
       <w:r>
-        <w:rPr>
-          <w:b w:val="0"/>
-          <w:i w:val="0"/>
-          <w:sz w:val="22"/>
-        </w:rPr>
-        <w:t>(d) Snowball sampling</w:t>
+        <w:t xml:space="preserve">Negative Marks: 0.25</w:t>
       </w:r>
     </w:p>
     <w:p>
-      <w:pPr>
-        <w:spacing w:after="0" w:before="40"/>
-      </w:pPr>
       <w:r>
-        <w:rPr>
-          <w:b/>
-          <w:i w:val="0"/>
-          <w:sz w:val="22"/>
-        </w:rPr>
-        <w:t>Answer: a</w:t>
+        <w:t xml:space="preserve"/>
       </w:r>
     </w:p>
     <w:p>
-      <w:pPr>
-        <w:spacing w:after="0" w:before="0"/>
-      </w:pPr>
       <w:r>
-        <w:rPr>
-          <w:b w:val="0"/>
-          <w:i w:val="0"/>
-          <w:sz w:val="21"/>
-        </w:rPr>
-        <w:t>Solution: Simple random sampling gives every population member an equal, independent probability of selection (e.g., lottery, random number table), minimizing selection bias. Convenience, purposive, and snowball sampling are non-probability methods.</w:t>
+        <w:t xml:space="preserve">Question: A client with a diagnosis of acute cholecystitis is prescribed antibiotics. The nurse should:</w:t>
       </w:r>
     </w:p>
     <w:p>
-      <w:pPr>
-        <w:spacing w:after="0" w:before="0"/>
-      </w:pPr>
       <w:r>
-        <w:rPr>
-          <w:b w:val="0"/>
-          <w:i w:val="0"/>
-          <w:sz w:val="20"/>
-        </w:rPr>
-        <w:t>Positive Marks: 1</w:t>
+        <w:t xml:space="preserve">(a) Administer the antibiotics as ordered and monitor for relief</w:t>
       </w:r>
     </w:p>
     <w:p>
-      <w:pPr>
-        <w:spacing w:after="160" w:before="0"/>
-      </w:pPr>
       <w:r>
-        <w:rPr>
-          <w:b w:val="0"/>
-          <w:i w:val="0"/>
-          <w:sz w:val="20"/>
-        </w:rPr>
-        <w:t>Negative Marks: 0.25</w:t>
+        <w:t xml:space="preserve">(b) Stop antibiotics when pain resolves</w:t>
       </w:r>
     </w:p>
     <w:p>
-      <w:pPr>
-        <w:spacing w:after="40" w:before="120"/>
-      </w:pPr>
       <w:r>
-        <w:rPr>
-          <w:b w:val="0"/>
-          <w:i w:val="0"/>
-          <w:sz w:val="22"/>
-        </w:rPr>
-        <w:t>Question: Which principle is central to andragogy, the theory of adult learning?</w:t>
+        <w:t xml:space="preserve">(c) Double the dose for severe pain</w:t>
       </w:r>
     </w:p>
     <w:p>
-      <w:pPr>
-        <w:spacing w:after="0" w:before="0"/>
-      </w:pPr>
       <w:r>
-        <w:rPr>
-          <w:b w:val="0"/>
-          <w:i w:val="0"/>
-          <w:sz w:val="22"/>
-        </w:rPr>
-        <w:t>(a) Adults are self-directed and learn best from experience and relevance to their roles</w:t>
+        <w:t xml:space="preserve">(d) Skip doses if the client feels fine</w:t>
       </w:r>
     </w:p>
     <w:p>
-      <w:pPr>
-        <w:spacing w:after="0" w:before="0"/>
-      </w:pPr>
       <w:r>
-        <w:rPr>
-          <w:b w:val="0"/>
-          <w:i w:val="0"/>
-          <w:sz w:val="22"/>
-        </w:rPr>
-        <w:t>(b) Adults learn only by rote memorization</w:t>
+        <w:t xml:space="preserve">Answer: a</w:t>
       </w:r>
     </w:p>
     <w:p>
-      <w:pPr>
-        <w:spacing w:after="0" w:before="0"/>
-      </w:pPr>
       <w:r>
-        <w:rPr>
-          <w:b w:val="0"/>
-          <w:i w:val="0"/>
-          <w:sz w:val="22"/>
-        </w:rPr>
-        <w:t>(c) Adults depend fully on the teacher's direction</w:t>
+        <w:t xml:space="preserve">Solution: Antibiotics treat infection in cholecystitis and are completed as ordered. Pain relief is monitored and reported.</w:t>
       </w:r>
     </w:p>
     <w:p>
-      <w:pPr>
-        <w:spacing w:after="0" w:before="0"/>
-      </w:pPr>
       <w:r>
-        <w:rPr>
-          <w:b w:val="0"/>
-          <w:i w:val="0"/>
-          <w:sz w:val="22"/>
-        </w:rPr>
-        <w:t>(d) Adults cannot learn new skills</w:t>
+        <w:t xml:space="preserve">Positive Marks: 1</w:t>
       </w:r>
     </w:p>
     <w:p>
-      <w:pPr>
-        <w:spacing w:after="0" w:before="40"/>
-      </w:pPr>
       <w:r>
-        <w:rPr>
-          <w:b/>
-          <w:i w:val="0"/>
-          <w:sz w:val="22"/>
-        </w:rPr>
-        <w:t>Answer: a</w:t>
+        <w:t xml:space="preserve">Negative Marks: 0.25</w:t>
       </w:r>
     </w:p>
     <w:p>
-      <w:pPr>
-        <w:spacing w:after="0" w:before="0"/>
-      </w:pPr>
       <w:r>
-        <w:rPr>
-          <w:b w:val="0"/>
-          <w:i w:val="0"/>
-          <w:sz w:val="21"/>
-        </w:rPr>
-        <w:t>Solution: Andragogy (Knowles) holds that adults are self-directed, bring life experience, and learn best when content is immediately relevant and problem-centered. Pedagogy traditionally centers the teacher for children.</w:t>
+        <w:t xml:space="preserve"/>
       </w:r>
     </w:p>
     <w:p>
-      <w:pPr>
-        <w:spacing w:after="0" w:before="0"/>
-      </w:pPr>
       <w:r>
-        <w:rPr>
-          <w:b w:val="0"/>
-          <w:i w:val="0"/>
-          <w:sz w:val="20"/>
-        </w:rPr>
-        <w:t>Positive Marks: 1</w:t>
+        <w:t xml:space="preserve">Question: A client with a diagnosis of heart failure is prescribed digoxin. Which finding indicates digoxin toxicity?</w:t>
       </w:r>
     </w:p>
     <w:p>
-      <w:pPr>
-        <w:spacing w:after="160" w:before="0"/>
-      </w:pPr>
       <w:r>
-        <w:rPr>
-          <w:b w:val="0"/>
-          <w:i w:val="0"/>
-          <w:sz w:val="20"/>
-        </w:rPr>
-        <w:t>Negative Marks: 0.25</w:t>
+        <w:t xml:space="preserve">(a) Anorexia, nausea, and visual disturbances</w:t>
       </w:r>
     </w:p>
     <w:p>
-      <w:pPr>
-        <w:spacing w:after="40" w:before="120"/>
-      </w:pPr>
       <w:r>
-        <w:rPr>
-          <w:b w:val="0"/>
-          <w:i w:val="0"/>
-          <w:sz w:val="22"/>
-        </w:rPr>
-        <w:t>Question: Which statement about an advance directive (living will) is correct?</w:t>
+        <w:t xml:space="preserve">(b) Improved exercise tolerance</w:t>
       </w:r>
     </w:p>
     <w:p>
-      <w:pPr>
-        <w:spacing w:after="0" w:before="0"/>
-      </w:pPr>
       <w:r>
-        <w:rPr>
-          <w:b w:val="0"/>
-          <w:i w:val="0"/>
-          <w:sz w:val="22"/>
-        </w:rPr>
-        <w:t>(a) It documents a competent person's treatment preferences in case they later become unable to decide</w:t>
+        <w:t xml:space="preserve">(c) Normal heart rate</w:t>
       </w:r>
     </w:p>
     <w:p>
-      <w:pPr>
-        <w:spacing w:after="0" w:before="0"/>
-      </w:pPr>
       <w:r>
-        <w:rPr>
-          <w:b w:val="0"/>
-          <w:i w:val="0"/>
-          <w:sz w:val="22"/>
-        </w:rPr>
-        <w:t>(b) It is a form of health insurance</w:t>
+        <w:t xml:space="preserve">(d) Increased urine output</w:t>
       </w:r>
     </w:p>
     <w:p>
-      <w:pPr>
-        <w:spacing w:after="0" w:before="0"/>
-      </w:pPr>
       <w:r>
-        <w:rPr>
-          <w:b w:val="0"/>
-          <w:i w:val="0"/>
-          <w:sz w:val="22"/>
-        </w:rPr>
-        <w:t>(c) It permits family members to demand any treatment</w:t>
+        <w:t xml:space="preserve">Answer: a</w:t>
       </w:r>
     </w:p>
     <w:p>
-      <w:pPr>
-        <w:spacing w:after="0" w:before="0"/>
-      </w:pPr>
       <w:r>
-        <w:rPr>
-          <w:b w:val="0"/>
-          <w:i w:val="0"/>
-          <w:sz w:val="22"/>
-        </w:rPr>
-        <w:t>(d) It is valid only for organ donation</w:t>
+        <w:t xml:space="preserve">Solution: GI symptoms (anorexia, nausea) and visual changes (yellow-green halos) are early signs of digoxin toxicity. The nurse withholds the drug and checks the digoxin level.</w:t>
       </w:r>
     </w:p>
     <w:p>
-      <w:pPr>
-        <w:spacing w:after="0" w:before="40"/>
-      </w:pPr>
       <w:r>
-        <w:rPr>
-          <w:b/>
-          <w:i w:val="0"/>
-          <w:sz w:val="22"/>
-        </w:rPr>
-        <w:t>Answer: a</w:t>
+        <w:t xml:space="preserve">Positive Marks: 1</w:t>
       </w:r>
     </w:p>
     <w:p>
-      <w:pPr>
-        <w:spacing w:after="0" w:before="0"/>
-      </w:pPr>
       <w:r>
-        <w:rPr>
-          <w:b w:val="0"/>
-          <w:i w:val="0"/>
-          <w:sz w:val="21"/>
-        </w:rPr>
-        <w:t>Solution: An advance directive records a competent adult's wishes about future medical treatment (e.g., life support) should they become incapacitated, guiding care and the surrogate decision-maker. It is not insurance or limited to organ donation.</w:t>
+        <w:t xml:space="preserve">Negative Marks: 0.25</w:t>
       </w:r>
     </w:p>
     <w:p>
-      <w:pPr>
-        <w:spacing w:after="0" w:before="0"/>
-      </w:pPr>
       <w:r>
-        <w:rPr>
-          <w:b w:val="0"/>
-          <w:i w:val="0"/>
-          <w:sz w:val="20"/>
-        </w:rPr>
-        <w:t>Positive Marks: 1</w:t>
+        <w:t xml:space="preserve"/>
       </w:r>
     </w:p>
     <w:p>
-      <w:pPr>
-        <w:spacing w:after="160" w:before="0"/>
-      </w:pPr>
       <w:r>
-        <w:rPr>
-          <w:b w:val="0"/>
-          <w:i w:val="0"/>
-          <w:sz w:val="20"/>
-        </w:rPr>
-        <w:t>Negative Marks: 0.25</w:t>
+        <w:t xml:space="preserve">Question: A client is prescribed an iron supplement and is also taking levothyroxine. The nurse should:</w:t>
+      </w:r>
+    </w:p>
+    <w:p>
+      <w:r>
+        <w:t xml:space="preserve">(a) Separate the iron and levothyroxine by at least 4 hours</w:t>
+      </w:r>
+    </w:p>
+    <w:p>
+      <w:r>
+        <w:t xml:space="preserve">(b) Take them together</w:t>
+      </w:r>
+    </w:p>
+    <w:p>
+      <w:r>
+        <w:t xml:space="preserve">(c) Crush both tablets together</w:t>
+      </w:r>
+    </w:p>
+    <w:p>
+      <w:r>
+        <w:t xml:space="preserve">(d) Stop the levothyroxine</w:t>
+      </w:r>
+    </w:p>
+    <w:p>
+      <w:r>
+        <w:t xml:space="preserve">Answer: a</w:t>
+      </w:r>
+    </w:p>
+    <w:p>
+      <w:r>
+        <w:t xml:space="preserve">Solution: Iron binds levothyroxine and reduces absorption — the two are separated by at least 4 hours.</w:t>
+      </w:r>
+    </w:p>
+    <w:p>
+      <w:r>
+        <w:t xml:space="preserve">Positive Marks: 1</w:t>
+      </w:r>
+    </w:p>
+    <w:p>
+      <w:r>
+        <w:t xml:space="preserve">Negative Marks: 0.25</w:t>
+      </w:r>
+    </w:p>
+    <w:p>
+      <w:r>
+        <w:t xml:space="preserve"/>
+      </w:r>
+    </w:p>
+    <w:p>
+      <w:r>
+        <w:t xml:space="preserve">Question: A nurse is caring for a client with a diagnosis of sepsis who is receiving vasopressors. Which nursing action is most important?</w:t>
+      </w:r>
+    </w:p>
+    <w:p>
+      <w:r>
+        <w:t xml:space="preserve">(a) Monitor the IV site closely for extravasation</w:t>
+      </w:r>
+    </w:p>
+    <w:p>
+      <w:r>
+        <w:t xml:space="preserve">(b) Restrict fluids</w:t>
+      </w:r>
+    </w:p>
+    <w:p>
+      <w:r>
+        <w:t xml:space="preserve">(c) Discontinue the medication if blood pressure normalizes suddenly</w:t>
+      </w:r>
+    </w:p>
+    <w:p>
+      <w:r>
+        <w:t xml:space="preserve">(d) Position the client flat without monitoring</w:t>
+      </w:r>
+    </w:p>
+    <w:p>
+      <w:r>
+        <w:t xml:space="preserve">Answer: a</w:t>
+      </w:r>
+    </w:p>
+    <w:p>
+      <w:r>
+        <w:t xml:space="preserve">Solution: Vasopressors (norepinephrine, dopamine) cause intense vasoconstriction and tissue necrosis if they extravasate — the central line site is monitored closely.</w:t>
+      </w:r>
+    </w:p>
+    <w:p>
+      <w:r>
+        <w:t xml:space="preserve">Positive Marks: 1</w:t>
+      </w:r>
+    </w:p>
+    <w:p>
+      <w:r>
+        <w:t xml:space="preserve">Negative Marks: 0.25</w:t>
       </w:r>
     </w:p>
     <w:sectPr>
       <w:pgSz w:w="12240" w:h="15840"/>
-      <w:pgMar w:top="864" w:right="1008" w:bottom="864" w:left="1008" w:header="720" w:footer="720" w:gutter="0"/>
+      <w:pgMar w:top="1440" w:right="1800" w:bottom="1440" w:left="1800" w:header="720" w:footer="720" w:gutter="0"/>
       <w:cols w:space="720"/>
       <w:docGrid w:linePitch="360"/>
     </w:sectPr>
@@ -2715,10 +1365,6 @@
     <w:name w:val="Normal"/>
     <w:qFormat/>
     <w:rsid w:val="00FC693F"/>
-    <w:rPr>
-      <w:rFonts w:ascii="Calibri" w:hAnsi="Calibri"/>
-      <w:sz w:val="22"/>
-    </w:rPr>
   </w:style>
   <w:style w:type="paragraph" w:styleId="Header">
     <w:name w:val="header"/>
